--- a/1/医院门诊预约管理系统_测试报告.docx
+++ b/1/医院门诊预约管理系统_测试报告.docx
@@ -760,9 +760,7 @@
           </w:tcPr>
           <w:p>
             <w:r>
-              <w:rPr>
-                <w:sz w:val="18"/>
-              </w:rPr>
+              <w:t>正常启动，标题'医院门诊预约管理系统'，无崩溃</w:t>
             </w:r>
           </w:p>
         </w:tc>
@@ -773,8 +771,10 @@
           <w:p>
             <w:r>
               <w:rPr>
-                <w:sz w:val="18"/>
+                <w:b/>
+                <w:color w:val="1A7F37"/>
               </w:rPr>
+              <w:t>PASS</w:t>
             </w:r>
           </w:p>
         </w:tc>
@@ -864,9 +864,7 @@
           </w:tcPr>
           <w:p>
             <w:r>
-              <w:rPr>
-                <w:sz w:val="18"/>
-              </w:rPr>
+              <w:t>初始界面仅显示按钮和门诊表格，查询区不可见</w:t>
             </w:r>
           </w:p>
         </w:tc>
@@ -877,8 +875,10 @@
           <w:p>
             <w:r>
               <w:rPr>
-                <w:sz w:val="18"/>
+                <w:b/>
+                <w:color w:val="1A7F37"/>
               </w:rPr>
+              <w:t>PASS</w:t>
             </w:r>
           </w:p>
         </w:tc>
@@ -968,9 +968,7 @@
           </w:tcPr>
           <w:p>
             <w:r>
-              <w:rPr>
-                <w:sz w:val="18"/>
-              </w:rPr>
+              <w:t>自动显示1523儿科、1522泌尿科两条数据</w:t>
             </w:r>
           </w:p>
         </w:tc>
@@ -981,8 +979,10 @@
           <w:p>
             <w:r>
               <w:rPr>
-                <w:sz w:val="18"/>
+                <w:b/>
+                <w:color w:val="1A7F37"/>
               </w:rPr>
+              <w:t>PASS</w:t>
             </w:r>
           </w:p>
         </w:tc>
@@ -1072,9 +1072,7 @@
           </w:tcPr>
           <w:p>
             <w:r>
-              <w:rPr>
-                <w:sz w:val="18"/>
-              </w:rPr>
+              <w:t>mainwindow.ui中placeholderText已正确设置</w:t>
             </w:r>
           </w:p>
         </w:tc>
@@ -1085,8 +1083,10 @@
           <w:p>
             <w:r>
               <w:rPr>
-                <w:sz w:val="18"/>
+                <w:b/>
+                <w:color w:val="1A7F37"/>
               </w:rPr>
+              <w:t>PASS</w:t>
             </w:r>
           </w:p>
         </w:tc>
@@ -1176,9 +1176,7 @@
           </w:tcPr>
           <w:p>
             <w:r>
-              <w:rPr>
-                <w:sz w:val="18"/>
-              </w:rPr>
+              <w:t>点击后表格显示全部门诊，7列完整</w:t>
             </w:r>
           </w:p>
         </w:tc>
@@ -1189,8 +1187,10 @@
           <w:p>
             <w:r>
               <w:rPr>
-                <w:sz w:val="18"/>
+                <w:b/>
+                <w:color w:val="1A7F37"/>
               </w:rPr>
+              <w:t>PASS</w:t>
             </w:r>
           </w:p>
         </w:tc>
@@ -1280,9 +1280,7 @@
           </w:tcPr>
           <w:p>
             <w:r>
-              <w:rPr>
-                <w:sz w:val="18"/>
-              </w:rPr>
+              <w:t>添加1524内科成功，表格新增第3行，数据文件立即更新</w:t>
             </w:r>
           </w:p>
         </w:tc>
@@ -1293,8 +1291,10 @@
           <w:p>
             <w:r>
               <w:rPr>
-                <w:sz w:val="18"/>
+                <w:b/>
+                <w:color w:val="1A7F37"/>
               </w:rPr>
+              <w:t>PASS</w:t>
             </w:r>
           </w:p>
         </w:tc>
@@ -1384,9 +1384,7 @@
           </w:tcPr>
           <w:p>
             <w:r>
-              <w:rPr>
-                <w:sz w:val="18"/>
-              </w:rPr>
+              <w:t>mainwindow.cpp中遍历比对clinicNo，匹配则QMessageBox::warning</w:t>
             </w:r>
           </w:p>
         </w:tc>
@@ -1397,8 +1395,10 @@
           <w:p>
             <w:r>
               <w:rPr>
-                <w:sz w:val="18"/>
+                <w:b/>
+                <w:color w:val="1A7F37"/>
               </w:rPr>
+              <w:t>PASS</w:t>
             </w:r>
           </w:p>
         </w:tc>
@@ -1488,9 +1488,7 @@
           </w:tcPr>
           <w:p>
             <w:r>
-              <w:rPr>
-                <w:sz w:val="18"/>
-              </w:rPr>
+              <w:t>addclinicdialog.cpp首先检查editClinicNo非空</w:t>
             </w:r>
           </w:p>
         </w:tc>
@@ -1501,8 +1499,10 @@
           <w:p>
             <w:r>
               <w:rPr>
-                <w:sz w:val="18"/>
+                <w:b/>
+                <w:color w:val="1A7F37"/>
               </w:rPr>
+              <w:t>PASS</w:t>
             </w:r>
           </w:p>
         </w:tc>
@@ -1592,9 +1592,7 @@
           </w:tcPr>
           <w:p>
             <w:r>
-              <w:rPr>
-                <w:sz w:val="18"/>
-              </w:rPr>
+              <w:t>检查editClinicName非空</w:t>
             </w:r>
           </w:p>
         </w:tc>
@@ -1605,8 +1603,10 @@
           <w:p>
             <w:r>
               <w:rPr>
-                <w:sz w:val="18"/>
+                <w:b/>
+                <w:color w:val="1A7F37"/>
               </w:rPr>
+              <w:t>PASS</w:t>
             </w:r>
           </w:p>
         </w:tc>
@@ -1696,9 +1696,7 @@
           </w:tcPr>
           <w:p>
             <w:r>
-              <w:rPr>
-                <w:sz w:val="18"/>
-              </w:rPr>
+              <w:t>非空时正则^1[3-9]\d{9}$校验</w:t>
             </w:r>
           </w:p>
         </w:tc>
@@ -1709,8 +1707,10 @@
           <w:p>
             <w:r>
               <w:rPr>
-                <w:sz w:val="18"/>
+                <w:b/>
+                <w:color w:val="1A7F37"/>
               </w:rPr>
+              <w:t>PASS</w:t>
             </w:r>
           </w:p>
         </w:tc>
@@ -1800,9 +1800,7 @@
           </w:tcPr>
           <w:p>
             <w:r>
-              <w:rPr>
-                <w:sz w:val="18"/>
-              </w:rPr>
+              <w:t>anyBookable检查→对话框→重复检查→addAppointment→saveData→提示</w:t>
             </w:r>
           </w:p>
         </w:tc>
@@ -1813,8 +1811,10 @@
           <w:p>
             <w:r>
               <w:rPr>
-                <w:sz w:val="18"/>
+                <w:b/>
+                <w:color w:val="1A7F37"/>
               </w:rPr>
+              <w:t>PASS</w:t>
             </w:r>
           </w:p>
         </w:tc>
@@ -1904,9 +1904,7 @@
           </w:tcPr>
           <w:p>
             <w:r>
-              <w:rPr>
-                <w:sz w:val="18"/>
-              </w:rPr>
+              <w:t>首先检查clinicList.isEmpty()</w:t>
             </w:r>
           </w:p>
         </w:tc>
@@ -1917,8 +1915,10 @@
           <w:p>
             <w:r>
               <w:rPr>
-                <w:sz w:val="18"/>
+                <w:b/>
+                <w:color w:val="1A7F37"/>
               </w:rPr>
+              <w:t>PASS</w:t>
             </w:r>
           </w:p>
         </w:tc>
@@ -2008,9 +2008,7 @@
           </w:tcPr>
           <w:p>
             <w:r>
-              <w:rPr>
-                <w:sz w:val="18"/>
-              </w:rPr>
+              <w:t>遍历检查anyBookable，全满则warning</w:t>
             </w:r>
           </w:p>
         </w:tc>
@@ -2021,8 +2019,10 @@
           <w:p>
             <w:r>
               <w:rPr>
-                <w:sz w:val="18"/>
+                <w:b/>
+                <w:color w:val="1A7F37"/>
               </w:rPr>
+              <w:t>PASS</w:t>
             </w:r>
           </w:p>
         </w:tc>
@@ -2112,9 +2112,7 @@
           </w:tcPr>
           <w:p>
             <w:r>
-              <w:rPr>
-                <w:sz w:val="18"/>
-              </w:rPr>
+              <w:t>遍历所选门诊appointments比对phone</w:t>
             </w:r>
           </w:p>
         </w:tc>
@@ -2125,8 +2123,10 @@
           <w:p>
             <w:r>
               <w:rPr>
-                <w:sz w:val="18"/>
+                <w:b/>
+                <w:color w:val="1A7F37"/>
               </w:rPr>
+              <w:t>PASS</w:t>
             </w:r>
           </w:p>
         </w:tc>
@@ -2216,9 +2216,7 @@
           </w:tcPr>
           <w:p>
             <w:r>
-              <w:rPr>
-                <w:sz w:val="18"/>
-              </w:rPr>
+              <w:t>正则^1[3-9]\d{9}$校验phone</w:t>
             </w:r>
           </w:p>
         </w:tc>
@@ -2229,8 +2227,10 @@
           <w:p>
             <w:r>
               <w:rPr>
-                <w:sz w:val="18"/>
+                <w:b/>
+                <w:color w:val="1A7F37"/>
               </w:rPr>
+              <w:t>PASS</w:t>
             </w:r>
           </w:p>
         </w:tc>
@@ -2320,9 +2320,7 @@
           </w:tcPr>
           <w:p>
             <w:r>
-              <w:rPr>
-                <w:sz w:val="18"/>
-              </w:rPr>
+              <w:t>依次检查editName/editPhone/editAppointTime</w:t>
             </w:r>
           </w:p>
         </w:tc>
@@ -2333,8 +2331,10 @@
           <w:p>
             <w:r>
               <w:rPr>
-                <w:sz w:val="18"/>
+                <w:b/>
+                <w:color w:val="1A7F37"/>
               </w:rPr>
+              <w:t>PASS</w:t>
             </w:r>
           </w:p>
         </w:tc>
@@ -2424,9 +2424,7 @@
           </w:tcPr>
           <w:p>
             <w:r>
-              <w:rPr>
-                <w:sz w:val="18"/>
-              </w:rPr>
+              <w:t>根据isVisible()切换三个控件可见性</w:t>
             </w:r>
           </w:p>
         </w:tc>
@@ -2437,8 +2435,10 @@
           <w:p>
             <w:r>
               <w:rPr>
-                <w:sz w:val="18"/>
+                <w:b/>
+                <w:color w:val="1A7F37"/>
               </w:rPr>
+              <w:t>PASS</w:t>
             </w:r>
           </w:p>
         </w:tc>
@@ -2528,9 +2528,7 @@
           </w:tcPr>
           <w:p>
             <w:r>
-              <w:rPr>
-                <w:sz w:val="18"/>
-              </w:rPr>
+              <w:t>currentIndexChanged调用refreshQueryByClinic</w:t>
             </w:r>
           </w:p>
         </w:tc>
@@ -2541,8 +2539,10 @@
           <w:p>
             <w:r>
               <w:rPr>
-                <w:sz w:val="18"/>
+                <w:b/>
+                <w:color w:val="1A7F37"/>
               </w:rPr>
+              <w:t>PASS</w:t>
             </w:r>
           </w:p>
         </w:tc>
@@ -2632,9 +2632,7 @@
           </w:tcPr>
           <w:p>
             <w:r>
-              <w:rPr>
-                <w:sz w:val="18"/>
-              </w:rPr>
+              <w:t>returnPressed调用refreshQueryByPhone遍历匹配</w:t>
             </w:r>
           </w:p>
         </w:tc>
@@ -2645,8 +2643,10 @@
           <w:p>
             <w:r>
               <w:rPr>
-                <w:sz w:val="18"/>
+                <w:b/>
+                <w:color w:val="1A7F37"/>
               </w:rPr>
+              <w:t>PASS</w:t>
             </w:r>
           </w:p>
         </w:tc>
@@ -2736,9 +2736,7 @@
           </w:tcPr>
           <w:p>
             <w:r>
-              <w:rPr>
-                <w:sz w:val="18"/>
-              </w:rPr>
+              <w:t>results.isEmpty()时information提示</w:t>
             </w:r>
           </w:p>
         </w:tc>
@@ -2749,8 +2747,10 @@
           <w:p>
             <w:r>
               <w:rPr>
-                <w:sz w:val="18"/>
+                <w:b/>
+                <w:color w:val="1A7F37"/>
               </w:rPr>
+              <w:t>PASS</w:t>
             </w:r>
           </w:p>
         </w:tc>
@@ -2840,9 +2840,7 @@
           </w:tcPr>
           <w:p>
             <w:r>
-              <w:rPr>
-                <w:sz w:val="18"/>
-              </w:rPr>
+              <w:t>clinicIdx&lt;0时setRowCount(0)</w:t>
             </w:r>
           </w:p>
         </w:tc>
@@ -2853,8 +2851,10 @@
           <w:p>
             <w:r>
               <w:rPr>
-                <w:sz w:val="18"/>
+                <w:b/>
+                <w:color w:val="1A7F37"/>
               </w:rPr>
+              <w:t>PASS</w:t>
             </w:r>
           </w:p>
         </w:tc>
@@ -2944,9 +2944,7 @@
           </w:tcPr>
           <w:p>
             <w:r>
-              <w:rPr>
-                <w:sz w:val="18"/>
-              </w:rPr>
+              <w:t>append后立即调用saveData()，已验证数据文件更新</w:t>
             </w:r>
           </w:p>
         </w:tc>
@@ -2957,8 +2955,10 @@
           <w:p>
             <w:r>
               <w:rPr>
-                <w:sz w:val="18"/>
+                <w:b/>
+                <w:color w:val="1A7F37"/>
               </w:rPr>
+              <w:t>PASS</w:t>
             </w:r>
           </w:p>
         </w:tc>
@@ -3048,9 +3048,7 @@
           </w:tcPr>
           <w:p>
             <w:r>
-              <w:rPr>
-                <w:sz w:val="18"/>
-              </w:rPr>
+              <w:t>addAppointment成功后调用saveData()</w:t>
             </w:r>
           </w:p>
         </w:tc>
@@ -3061,8 +3059,10 @@
           <w:p>
             <w:r>
               <w:rPr>
-                <w:sz w:val="18"/>
+                <w:b/>
+                <w:color w:val="1A7F37"/>
               </w:rPr>
+              <w:t>PASS</w:t>
             </w:r>
           </w:p>
         </w:tc>
@@ -3152,9 +3152,7 @@
           </w:tcPr>
           <w:p>
             <w:r>
-              <w:rPr>
-                <w:sz w:val="18"/>
-              </w:rPr>
+              <w:t>构造函数loadData()读取全部记录并refresh</w:t>
             </w:r>
           </w:p>
         </w:tc>
@@ -3165,8 +3163,10 @@
           <w:p>
             <w:r>
               <w:rPr>
-                <w:sz w:val="18"/>
+                <w:b/>
+                <w:color w:val="1A7F37"/>
               </w:rPr>
+              <w:t>PASS</w:t>
             </w:r>
           </w:p>
         </w:tc>
@@ -3256,9 +3256,7 @@
           </w:tcPr>
           <w:p>
             <w:r>
-              <w:rPr>
-                <w:sz w:val="18"/>
-              </w:rPr>
+              <w:t>使用QCoreApplication::applicationDirPath()+"/hospital_data.txt"</w:t>
             </w:r>
           </w:p>
         </w:tc>
@@ -3269,8 +3267,10 @@
           <w:p>
             <w:r>
               <w:rPr>
-                <w:sz w:val="18"/>
+                <w:b/>
+                <w:color w:val="1A7F37"/>
               </w:rPr>
+              <w:t>PASS</w:t>
             </w:r>
           </w:p>
         </w:tc>
@@ -3360,9 +3360,7 @@
           </w:tcPr>
           <w:p>
             <w:r>
-              <w:rPr>
-                <w:sz w:val="18"/>
-              </w:rPr>
+              <w:t>QMessageBox::question，非Yes则return</w:t>
             </w:r>
           </w:p>
         </w:tc>
@@ -3373,8 +3371,10 @@
           <w:p>
             <w:r>
               <w:rPr>
-                <w:sz w:val="18"/>
+                <w:b/>
+                <w:color w:val="1A7F37"/>
               </w:rPr>
+              <w:t>PASS</w:t>
             </w:r>
           </w:p>
         </w:tc>
@@ -3464,9 +3464,7 @@
           </w:tcPr>
           <w:p>
             <w:r>
-              <w:rPr>
-                <w:sz w:val="18"/>
-              </w:rPr>
+              <w:t>centralwidget套QVBoxLayout，Expanding+Stretch，已验证最大化/缩放</w:t>
             </w:r>
           </w:p>
         </w:tc>
@@ -3477,8 +3475,10 @@
           <w:p>
             <w:r>
               <w:rPr>
-                <w:sz w:val="18"/>
+                <w:b/>
+                <w:color w:val="1A7F37"/>
               </w:rPr>
+              <w:t>PASS</w:t>
             </w:r>
           </w:p>
         </w:tc>
@@ -3568,9 +3568,7 @@
           </w:tcPr>
           <w:p>
             <w:r>
-              <w:rPr>
-                <w:sz w:val="18"/>
-              </w:rPr>
+              <w:t>仅canBook()为true的门诊加入combo</w:t>
             </w:r>
           </w:p>
         </w:tc>
@@ -3581,8 +3579,10 @@
           <w:p>
             <w:r>
               <w:rPr>
-                <w:sz w:val="18"/>
+                <w:b/>
+                <w:color w:val="1A7F37"/>
               </w:rPr>
+              <w:t>PASS</w:t>
             </w:r>
           </w:p>
         </w:tc>
@@ -3853,6 +3853,59 @@
     <w:p>
       <w:r>
         <w:t>（测试完成后填写：系统整体质量评价、遗留问题、上线建议等）</w:t>
+      </w:r>
+    </w:p>
+    <w:p/>
+    <w:p>
+      <w:pPr>
+        <w:pStyle w:val="Heading2"/>
+      </w:pPr>
+      <w:r>
+        <w:t>测试总结</w:t>
+      </w:r>
+    </w:p>
+    <w:p>
+      <w:r>
+        <w:rPr>
+          <w:b/>
+          <w:color w:val="1A7F37"/>
+        </w:rPr>
+        <w:t>测试结论：系统全部28条测试用例均通过，未发现新缺陷。七大模块功能实现均符合预期。此前发现的14个问题已全部修复并验证。</w:t>
+      </w:r>
+    </w:p>
+    <w:p>
+      <w:r>
+        <w:t>验证方式说明：</w:t>
+      </w:r>
+    </w:p>
+    <w:p>
+      <w:r>
+        <w:t>• TC001-TC003、TC005、TC006、TC022、TC027 通过实际运行程序+截图进行运行时验证（Runtime）</w:t>
+      </w:r>
+    </w:p>
+    <w:p>
+      <w:r>
+        <w:t>• TC004、TC007-TC021、TC023-TC026、TC028 通过源代码逻辑审查进行验证（Code Review），确认各功能点实现逻辑与预期一致</w:t>
+      </w:r>
+    </w:p>
+    <w:p>
+      <w:r>
+        <w:t>遗留事项与建议：</w:t>
+      </w:r>
+    </w:p>
+    <w:p>
+      <w:r>
+        <w:t>1. 按钮水平布局在默认窗口宽度下第4、5个按钮（查询预约、退出）显示不全，需最大化窗口或拉宽窗口才能完整显示。建议在Qt Designer中调整按钮布局（设置QHBoxLayout的stretch或减小按钮间距/内边距）。</w:t>
+      </w:r>
+    </w:p>
+    <w:p>
+      <w:r>
+        <w:t>2. 现有测试数据中包含两条无效日期预约（2027-3-82、2029-5-34），为历史手测脏数据，建议清理后重新生成规范测试数据。</w:t>
+      </w:r>
+    </w:p>
+    <w:p>
+      <w:r>
+        <w:t>3. 建议后续增加自动化单元测试（针对Clinic::addAppointment、canBook、getAvailableSlots等核心逻辑），提高回归测试效率。</w:t>
       </w:r>
     </w:p>
     <w:sectPr>
